--- a/Проєктування інформаційних систем/лаб12/PIS_L_12_Horetskyi_KNms1-B23.docx
+++ b/Проєктування інформаційних систем/лаб12/PIS_L_12_Horetskyi_KNms1-B23.docx
@@ -572,6 +572,7 @@
           <w:noProof/>
           <w:sz w:val="28"/>
           <w:szCs w:val="28"/>
+          <w:lang w:val="ru-RU"/>
         </w:rPr>
       </w:pPr>
       <w:r>
@@ -589,8 +590,9 @@
           <w:noProof/>
           <w:sz w:val="28"/>
           <w:szCs w:val="28"/>
-        </w:rPr>
-        <w:t>4</w:t>
+          <w:lang w:val="ru-RU"/>
+        </w:rPr>
+        <w:t>5</w:t>
       </w:r>
     </w:p>
     <w:p>
@@ -1695,56 +1697,7 @@
           <w:sz w:val="28"/>
           <w:szCs w:val="28"/>
         </w:rPr>
-        <w:t> </w:t>
-      </w:r>
-      <w:r>
-        <w:rPr>
-          <w:sz w:val="28"/>
-          <w:szCs w:val="28"/>
-        </w:rPr>
-        <w:t>Створення</w:t>
-      </w:r>
-      <w:r>
-        <w:rPr>
-          <w:sz w:val="28"/>
-          <w:szCs w:val="28"/>
-        </w:rPr>
-        <w:t> </w:t>
-      </w:r>
-      <w:r>
-        <w:rPr>
-          <w:sz w:val="28"/>
-          <w:szCs w:val="28"/>
-        </w:rPr>
-        <w:t>заявки</w:t>
-      </w:r>
-      <w:r>
-        <w:rPr>
-          <w:sz w:val="28"/>
-          <w:szCs w:val="28"/>
-        </w:rPr>
-        <w:t> </w:t>
-      </w:r>
-      <w:r>
-        <w:rPr>
-          <w:sz w:val="28"/>
-          <w:szCs w:val="28"/>
-        </w:rPr>
-        <w:t>на</w:t>
-      </w:r>
-      <w:r>
-        <w:rPr>
-          <w:sz w:val="28"/>
-          <w:szCs w:val="28"/>
-        </w:rPr>
-        <w:t> </w:t>
-      </w:r>
-      <w:r>
-        <w:rPr>
-          <w:sz w:val="28"/>
-          <w:szCs w:val="28"/>
-        </w:rPr>
-        <w:t>бронювання</w:t>
+        <w:t> Створення заявки на бронювання</w:t>
       </w:r>
       <w:r>
         <w:rPr>
@@ -1766,14 +1719,7 @@
           <w:sz w:val="28"/>
           <w:szCs w:val="28"/>
         </w:rPr>
-        <w:t> </w:t>
-      </w:r>
-      <w:r>
-        <w:rPr>
-          <w:sz w:val="28"/>
-          <w:szCs w:val="28"/>
-        </w:rPr>
-        <w:t>Клієнт</w:t>
+        <w:t> Клієнт</w:t>
       </w:r>
       <w:r>
         <w:rPr>
@@ -2547,75 +2493,17 @@
 
 <file path=word/header1.xml><?xml version="1.0" encoding="utf-8"?>
 <w:hdr xmlns:wpc="http://schemas.microsoft.com/office/word/2010/wordprocessingCanvas" xmlns:cx="http://schemas.microsoft.com/office/drawing/2014/chartex" xmlns:cx1="http://schemas.microsoft.com/office/drawing/2015/9/8/chartex" xmlns:cx2="http://schemas.microsoft.com/office/drawing/2015/10/21/chartex" xmlns:cx3="http://schemas.microsoft.com/office/drawing/2016/5/9/chartex" xmlns:cx4="http://schemas.microsoft.com/office/drawing/2016/5/10/chartex" xmlns:cx5="http://schemas.microsoft.com/office/drawing/2016/5/11/chartex" xmlns:cx6="http://schemas.microsoft.com/office/drawing/2016/5/12/chartex" xmlns:cx7="http://schemas.microsoft.com/office/drawing/2016/5/13/chartex" xmlns:cx8="http://schemas.microsoft.com/office/drawing/2016/5/14/chartex" xmlns:mc="http://schemas.openxmlformats.org/markup-compatibility/2006" xmlns:aink="http://schemas.microsoft.com/office/drawing/2016/ink" xmlns:am3d="http://schemas.microsoft.com/office/drawing/2017/model3d" xmlns:o="urn:schemas-microsoft-com:office:office" xmlns:r="http://schemas.openxmlformats.org/officeDocument/2006/relationships" xmlns:m="http://schemas.openxmlformats.org/officeDocument/2006/math" xmlns:v="urn:schemas-microsoft-com:vml" xmlns:wp14="http://schemas.microsoft.com/office/word/2010/wordprocessingDrawing" xmlns:wp="http://schemas.openxmlformats.org/drawingml/2006/wordprocessingDrawing" xmlns:w10="urn:schemas-microsoft-com:office:word" xmlns:w="http://schemas.openxmlformats.org/wordprocessingml/2006/main" xmlns:w14="http://schemas.microsoft.com/office/word/2010/wordml" xmlns:w15="http://schemas.microsoft.com/office/word/2012/wordml" xmlns:w16cex="http://schemas.microsoft.com/office/word/2018/wordml/cex" xmlns:w16cid="http://schemas.microsoft.com/office/word/2016/wordml/cid" xmlns:w16="http://schemas.microsoft.com/office/word/2018/wordml" xmlns:w16sdtdh="http://schemas.microsoft.com/office/word/2020/wordml/sdtdatahash" xmlns:w16se="http://schemas.microsoft.com/office/word/2015/wordml/symex" xmlns:wpg="http://schemas.microsoft.com/office/word/2010/wordprocessingGroup" xmlns:wpi="http://schemas.microsoft.com/office/word/2010/wordprocessingInk" xmlns:wne="http://schemas.microsoft.com/office/word/2006/wordml" xmlns:wps="http://schemas.microsoft.com/office/word/2010/wordprocessingShape" mc:Ignorable="w14 w15 w16se w16cid w16 w16cex w16sdtdh wp14">
-  <w:sdt>
-    <w:sdtPr>
-      <w:id w:val="1211298239"/>
-      <w:docPartObj>
-        <w:docPartGallery w:val="Page Numbers (Top of Page)"/>
-        <w:docPartUnique/>
-      </w:docPartObj>
-    </w:sdtPr>
-    <w:sdtEndPr>
+  <w:p>
+    <w:pPr>
+      <w:pStyle w:val="a4"/>
+      <w:jc w:val="right"/>
       <w:rPr>
         <w:rFonts w:ascii="Times New Roman" w:hAnsi="Times New Roman" w:cs="Times New Roman"/>
         <w:sz w:val="24"/>
         <w:szCs w:val="24"/>
       </w:rPr>
-    </w:sdtEndPr>
-    <w:sdtContent>
-      <w:p>
-        <w:pPr>
-          <w:pStyle w:val="a4"/>
-          <w:jc w:val="right"/>
-          <w:rPr>
-            <w:rFonts w:ascii="Times New Roman" w:hAnsi="Times New Roman" w:cs="Times New Roman"/>
-            <w:sz w:val="24"/>
-            <w:szCs w:val="24"/>
-          </w:rPr>
-        </w:pPr>
-        <w:r>
-          <w:rPr>
-            <w:rFonts w:ascii="Times New Roman" w:hAnsi="Times New Roman" w:cs="Times New Roman"/>
-            <w:sz w:val="24"/>
-            <w:szCs w:val="24"/>
-          </w:rPr>
-          <w:fldChar w:fldCharType="begin"/>
-        </w:r>
-        <w:r>
-          <w:rPr>
-            <w:rFonts w:ascii="Times New Roman" w:hAnsi="Times New Roman" w:cs="Times New Roman"/>
-            <w:sz w:val="24"/>
-            <w:szCs w:val="24"/>
-          </w:rPr>
-          <w:instrText>PAGE   \* MERGEFORMAT</w:instrText>
-        </w:r>
-        <w:r>
-          <w:rPr>
-            <w:rFonts w:ascii="Times New Roman" w:hAnsi="Times New Roman" w:cs="Times New Roman"/>
-            <w:sz w:val="24"/>
-            <w:szCs w:val="24"/>
-          </w:rPr>
-          <w:fldChar w:fldCharType="separate"/>
-        </w:r>
-        <w:r>
-          <w:rPr>
-            <w:rFonts w:ascii="Times New Roman" w:hAnsi="Times New Roman" w:cs="Times New Roman"/>
-            <w:sz w:val="24"/>
-            <w:szCs w:val="24"/>
-          </w:rPr>
-          <w:t>2</w:t>
-        </w:r>
-        <w:r>
-          <w:rPr>
-            <w:rFonts w:ascii="Times New Roman" w:hAnsi="Times New Roman" w:cs="Times New Roman"/>
-            <w:sz w:val="24"/>
-            <w:szCs w:val="24"/>
-          </w:rPr>
-          <w:fldChar w:fldCharType="end"/>
-        </w:r>
-      </w:p>
-    </w:sdtContent>
-  </w:sdt>
+    </w:pPr>
+  </w:p>
   <w:p>
     <w:pPr>
       <w:pStyle w:val="a4"/>
@@ -6824,7 +6712,7 @@
     </w:rPr>
   </w:style>
   <w:style w:type="character" w:customStyle="1" w:styleId="HTML0">
-    <w:name w:val="Стандартний HTML Знак"/>
+    <w:name w:val="Стандартный HTML Знак"/>
     <w:basedOn w:val="a0"/>
     <w:link w:val="HTML"/>
     <w:uiPriority w:val="99"/>
@@ -6864,7 +6752,7 @@
     </w:pPr>
   </w:style>
   <w:style w:type="character" w:customStyle="1" w:styleId="a5">
-    <w:name w:val="Верхній колонтитул Знак"/>
+    <w:name w:val="Верхний колонтитул Знак"/>
     <w:basedOn w:val="a0"/>
     <w:link w:val="a4"/>
     <w:uiPriority w:val="99"/>
@@ -6886,7 +6774,7 @@
     </w:pPr>
   </w:style>
   <w:style w:type="character" w:customStyle="1" w:styleId="a7">
-    <w:name w:val="Нижній колонтитул Знак"/>
+    <w:name w:val="Нижний колонтитул Знак"/>
     <w:basedOn w:val="a0"/>
     <w:link w:val="a6"/>
     <w:uiPriority w:val="99"/>
